--- a/pr-preview/pr-223/multiple-testing-handout.docx
+++ b/pr-preview/pr-223/multiple-testing-handout.docx
@@ -15,7 +15,7 @@
         <w:pStyle w:val="Date"/>
       </w:pPr>
       <w:r>
-        <w:t xml:space="preserve">Last modified: 2026-10-15 15:15:08 (PDT)</w:t>
+        <w:t xml:space="preserve">Last modified: 2026-10-16 03:35:32 (PDT)</w:t>
       </w:r>
     </w:p>
     <w:p>
@@ -9878,7 +9878,7 @@
     <w:bookmarkEnd w:id="49"/>
     <w:bookmarkEnd w:id="50"/>
     <w:bookmarkEnd w:id="51"/>
-    <w:bookmarkStart w:id="75" w:name="sec-fwer-control"/>
+    <w:bookmarkStart w:id="74" w:name="sec-fwer-control"/>
     <w:p>
       <w:pPr>
         <w:pStyle w:val="Heading2"/>
@@ -9887,7 +9887,7 @@
         <w:t xml:space="preserve">4 Controlling the family-wise error rate</w:t>
       </w:r>
     </w:p>
-    <w:bookmarkStart w:id="65" w:name="sec-bonferroni"/>
+    <w:bookmarkStart w:id="64" w:name="sec-bonferroni"/>
     <w:p>
       <w:pPr>
         <w:pStyle w:val="Heading3"/>
@@ -10187,21 +10187,15 @@
         </m:oMath>
       </m:oMathPara>
     </w:p>
-    <w:bookmarkEnd w:id="52"/>
-    <w:bookmarkStart w:id="53" w:name="rem-source-bonferroni"/>
     <w:p>
       <w:pPr>
         <w:pStyle w:val="FirstParagraph"/>
       </w:pPr>
       <w:r>
-        <w:rPr>
-          <w:i/>
-          <w:iCs/>
-        </w:rPr>
-        <w:t xml:space="preserve">Remark 6</w:t>
-      </w:r>
-      <w:r>
-        <w:t xml:space="preserve"> (Source: Bonferroni correction). </w:t>
+        <w:t xml:space="preserve">Source:</w:t>
+      </w:r>
+      <w:r>
+        <w:t xml:space="preserve"> </w:t>
       </w:r>
       <w:r>
         <w:t xml:space="preserve">James et al. (2021, ch. 13)</w:t>
@@ -10210,8 +10204,8 @@
         <w:t xml:space="preserve">.</w:t>
       </w:r>
     </w:p>
-    <w:bookmarkEnd w:id="53"/>
-    <w:bookmarkStart w:id="54" w:name="exm-bonferroni"/>
+    <w:bookmarkEnd w:id="52"/>
+    <w:bookmarkStart w:id="53" w:name="exm-bonferroni"/>
     <w:p>
       <w:pPr>
         <w:pStyle w:val="BodyText"/>
@@ -11593,8 +11587,8 @@
         </w:tc>
       </w:tr>
     </w:tbl>
-    <w:bookmarkEnd w:id="54"/>
-    <w:bookmarkStart w:id="55" w:name="exr-union-bound"/>
+    <w:bookmarkEnd w:id="53"/>
+    <w:bookmarkStart w:id="54" w:name="exr-union-bound"/>
     <w:p>
       <w:pPr>
         <w:pStyle w:val="BodyText"/>
@@ -11874,8 +11868,8 @@
         </m:oMath>
       </m:oMathPara>
     </w:p>
-    <w:bookmarkEnd w:id="55"/>
-    <w:bookmarkStart w:id="56" w:name="sol-union-bound"/>
+    <w:bookmarkEnd w:id="54"/>
+    <w:bookmarkStart w:id="55" w:name="sol-union-bound"/>
     <w:p>
       <w:pPr>
         <w:pStyle w:val="FirstParagraph"/>
@@ -12169,8 +12163,8 @@
         <w:t xml:space="preserve">The inequality holds.</w:t>
       </w:r>
     </w:p>
-    <w:bookmarkEnd w:id="56"/>
-    <w:bookmarkStart w:id="57" w:name="lem-indicator-union"/>
+    <w:bookmarkEnd w:id="55"/>
+    <w:bookmarkStart w:id="56" w:name="lem-indicator-union"/>
     <w:p>
       <w:pPr>
         <w:pStyle w:val="FirstParagraph"/>
@@ -12450,7 +12444,7 @@
         </m:oMath>
       </m:oMathPara>
     </w:p>
-    <w:bookmarkEnd w:id="57"/>
+    <w:bookmarkEnd w:id="56"/>
     <w:p>
       <w:pPr>
         <w:pStyle w:val="FirstParagraph"/>
@@ -12497,7 +12491,7 @@
         <w:t xml:space="preserve">.</w:t>
       </w:r>
     </w:p>
-    <w:bookmarkStart w:id="58" w:name="thm-union-bound"/>
+    <w:bookmarkStart w:id="57" w:name="thm-union-bound"/>
     <w:p>
       <w:pPr>
         <w:pStyle w:val="BodyText"/>
@@ -12732,7 +12726,7 @@
         </m:oMath>
       </m:oMathPara>
     </w:p>
-    <w:bookmarkEnd w:id="58"/>
+    <w:bookmarkEnd w:id="57"/>
     <w:p>
       <w:pPr>
         <w:pStyle w:val="FirstParagraph"/>
@@ -13296,7 +13290,7 @@
         </m:oMath>
       </m:oMathPara>
     </w:p>
-    <w:bookmarkStart w:id="59" w:name="exm-union-bound"/>
+    <w:bookmarkStart w:id="58" w:name="exm-union-bound"/>
     <w:p>
       <w:pPr>
         <w:pStyle w:val="FirstParagraph"/>
@@ -13595,8 +13589,8 @@
         <w:t xml:space="preserve">the bound exceeds 1 and says nothing.</w:t>
       </w:r>
     </w:p>
-    <w:bookmarkEnd w:id="59"/>
-    <w:bookmarkStart w:id="60" w:name="exr-bonferroni-fwer"/>
+    <w:bookmarkEnd w:id="58"/>
+    <w:bookmarkStart w:id="59" w:name="exr-bonferroni-fwer"/>
     <w:p>
       <w:pPr>
         <w:pStyle w:val="BodyText"/>
@@ -13825,8 +13819,8 @@
         <w:t xml:space="preserve">.</w:t>
       </w:r>
     </w:p>
-    <w:bookmarkEnd w:id="60"/>
-    <w:bookmarkStart w:id="61" w:name="sol-bonferroni-fwer"/>
+    <w:bookmarkEnd w:id="59"/>
+    <w:bookmarkStart w:id="60" w:name="sol-bonferroni-fwer"/>
     <w:p>
       <w:pPr>
         <w:pStyle w:val="BodyText"/>
@@ -14526,8 +14520,8 @@
         </m:oMath>
       </m:oMathPara>
     </w:p>
-    <w:bookmarkEnd w:id="61"/>
-    <w:bookmarkStart w:id="62" w:name="lem-bonferroni-false-positive-prob"/>
+    <w:bookmarkEnd w:id="60"/>
+    <w:bookmarkStart w:id="61" w:name="lem-bonferroni-false-positive-prob"/>
     <w:p>
       <w:pPr>
         <w:pStyle w:val="FirstParagraph"/>
@@ -14801,7 +14795,7 @@
         </m:oMath>
       </m:oMathPara>
     </w:p>
-    <w:bookmarkEnd w:id="62"/>
+    <w:bookmarkEnd w:id="61"/>
     <w:p>
       <w:pPr>
         <w:pStyle w:val="FirstParagraph"/>
@@ -14865,7 +14859,7 @@
         <w:t xml:space="preserve">).</w:t>
       </w:r>
     </w:p>
-    <w:bookmarkStart w:id="63" w:name="thm-bonferroni-fwer"/>
+    <w:bookmarkStart w:id="62" w:name="thm-bonferroni-fwer"/>
     <w:p>
       <w:pPr>
         <w:pStyle w:val="BodyText"/>
@@ -15007,7 +15001,7 @@
         <w:t xml:space="preserve">whatever the dependence between the p-values.</w:t>
       </w:r>
     </w:p>
-    <w:bookmarkEnd w:id="63"/>
+    <w:bookmarkEnd w:id="62"/>
     <w:p>
       <w:pPr>
         <w:pStyle w:val="BodyText"/>
@@ -15290,7 +15284,7 @@
         <w:t xml:space="preserve">so it needs no assumption about how the p-values depend on each other.</w:t>
       </w:r>
     </w:p>
-    <w:bookmarkStart w:id="64" w:name="exm-bonferroni-fwer"/>
+    <w:bookmarkStart w:id="63" w:name="exm-bonferroni-fwer"/>
     <w:p>
       <w:pPr>
         <w:pStyle w:val="BodyText"/>
@@ -15606,9 +15600,9 @@
         <w:t xml:space="preserve">against 85% for unadjusted testing.</w:t>
       </w:r>
     </w:p>
+    <w:bookmarkEnd w:id="63"/>
     <w:bookmarkEnd w:id="64"/>
-    <w:bookmarkEnd w:id="65"/>
-    <w:bookmarkStart w:id="74" w:name="sec-holm"/>
+    <w:bookmarkStart w:id="73" w:name="sec-holm"/>
     <w:p>
       <w:pPr>
         <w:pStyle w:val="Heading3"/>
@@ -15617,7 +15611,7 @@
         <w:t xml:space="preserve">4.2 Holm’s step-down procedure</w:t>
       </w:r>
     </w:p>
-    <w:bookmarkStart w:id="66" w:name="def-holm"/>
+    <w:bookmarkStart w:id="65" w:name="def-holm-cutoff"/>
     <w:p>
       <w:pPr>
         <w:pStyle w:val="FirstParagraph"/>
@@ -15627,7 +15621,7 @@
           <w:b/>
           <w:bCs/>
         </w:rPr>
-        <w:t xml:space="preserve">Definition 9 (Holm’s step-down procedure)</w:t>
+        <w:t xml:space="preserve">Definition 9 (Holm cutoff rank)</w:t>
       </w:r>
       <w:r>
         <w:t xml:space="preserve"> </w:t>
@@ -15847,7 +15841,17 @@
         <w:t xml:space="preserve"> </w:t>
       </w:r>
       <w:r>
-        <w:t xml:space="preserve">Let</w:t>
+        <w:t xml:space="preserve">The</w:t>
+      </w:r>
+      <w:r>
+        <w:t xml:space="preserve"> </w:t>
+      </w:r>
+      <w:r>
+        <w:rPr>
+          <w:b/>
+          <w:bCs/>
+        </w:rPr>
+        <w:t xml:space="preserve">Holm cutoff rank</w:t>
       </w:r>
       <w:r>
         <w:t xml:space="preserve"> </w:t>
@@ -15873,7 +15877,7 @@
         <w:t xml:space="preserve"> </w:t>
       </w:r>
       <w:r>
-        <w:t xml:space="preserve">be the first rank at which the p-value exceeds its threshold</w:t>
+        <w:t xml:space="preserve">is the first rank at which the p-value exceeds its threshold</w:t>
       </w:r>
       <w:r>
         <w:t xml:space="preserve"> </w:t>
@@ -16140,6 +16144,81 @@
         <w:pStyle w:val="FirstParagraph"/>
       </w:pPr>
       <w:r>
+        <w:t xml:space="preserve">Source: Holm</w:t>
+      </w:r>
+      <w:r>
+        <w:t xml:space="preserve"> </w:t>
+      </w:r>
+      <w:r>
+        <w:t xml:space="preserve">(1979)</w:t>
+      </w:r>
+      <w:r>
+        <w:t xml:space="preserve">.</w:t>
+      </w:r>
+    </w:p>
+    <w:bookmarkEnd w:id="65"/>
+    <w:bookmarkStart w:id="66" w:name="def-holm"/>
+    <w:p>
+      <w:pPr>
+        <w:pStyle w:val="BodyText"/>
+      </w:pPr>
+      <w:r>
+        <w:rPr>
+          <w:b/>
+          <w:bCs/>
+        </w:rPr>
+        <w:t xml:space="preserve">Definition 10 (Holm’s step-down procedure)</w:t>
+      </w:r>
+      <w:r>
+        <w:t xml:space="preserve"> </w:t>
+      </w:r>
+      <w:r>
+        <w:t xml:space="preserve">Given the cutoff rank</w:t>
+      </w:r>
+      <w:r>
+        <w:t xml:space="preserve"> </w:t>
+      </w:r>
+      <m:oMath>
+        <m:sSup>
+          <m:e>
+            <m:r>
+              <m:t>k</m:t>
+            </m:r>
+          </m:e>
+          <m:sup>
+            <m:r>
+              <m:rPr>
+                <m:sty m:val="p"/>
+              </m:rPr>
+              <m:t>*</m:t>
+            </m:r>
+          </m:sup>
+        </m:sSup>
+      </m:oMath>
+      <w:r>
+        <w:t xml:space="preserve"> </w:t>
+      </w:r>
+      <w:r>
+        <w:t xml:space="preserve">of</w:t>
+      </w:r>
+      <w:r>
+        <w:t xml:space="preserve"> </w:t>
+      </w:r>
+      <w:hyperlink w:anchor="def-holm-cutoff">
+        <w:r>
+          <w:rPr>
+            <w:rStyle w:val="Hyperlink"/>
+          </w:rPr>
+          <w:t xml:space="preserve">Definition 9</w:t>
+        </w:r>
+      </w:hyperlink>
+      <w:r>
+        <w:t xml:space="preserve">,</w:t>
+      </w:r>
+      <w:r>
+        <w:t xml:space="preserve"> </w:t>
+      </w:r>
+      <w:r>
         <w:rPr>
           <w:b/>
           <w:bCs/>
@@ -16251,24 +16330,12 @@
         <w:t xml:space="preserve">and no others.</w:t>
       </w:r>
     </w:p>
-    <w:bookmarkEnd w:id="66"/>
-    <w:bookmarkStart w:id="67" w:name="rem-source-holm"/>
     <w:p>
       <w:pPr>
         <w:pStyle w:val="BodyText"/>
       </w:pPr>
       <w:r>
-        <w:rPr>
-          <w:i/>
-          <w:iCs/>
-        </w:rPr>
-        <w:t xml:space="preserve">Remark 7</w:t>
-      </w:r>
-      <w:r>
-        <w:t xml:space="preserve"> (Source: Holm’s step-down procedure). </w:t>
-      </w:r>
-      <w:r>
-        <w:t xml:space="preserve">Holm</w:t>
+        <w:t xml:space="preserve">Source: Holm</w:t>
       </w:r>
       <w:r>
         <w:t xml:space="preserve"> </w:t>
@@ -16280,8 +16347,8 @@
         <w:t xml:space="preserve">.</w:t>
       </w:r>
     </w:p>
-    <w:bookmarkEnd w:id="67"/>
-    <w:bookmarkStart w:id="68" w:name="exm-holm"/>
+    <w:bookmarkEnd w:id="66"/>
+    <w:bookmarkStart w:id="67" w:name="exm-holm"/>
     <w:p>
       <w:pPr>
         <w:pStyle w:val="BodyText"/>
@@ -18382,8 +18449,8 @@
         <w:t xml:space="preserve">they reject 62 and 62.</w:t>
       </w:r>
     </w:p>
-    <w:bookmarkEnd w:id="68"/>
-    <w:bookmarkStart w:id="69" w:name="exr-holm-threshold"/>
+    <w:bookmarkEnd w:id="67"/>
+    <w:bookmarkStart w:id="68" w:name="exr-holm-threshold"/>
     <w:p>
       <w:pPr>
         <w:pStyle w:val="BodyText"/>
@@ -18644,8 +18711,8 @@
         </m:oMath>
       </m:oMathPara>
     </w:p>
-    <w:bookmarkEnd w:id="69"/>
-    <w:bookmarkStart w:id="70" w:name="sol-holm-threshold"/>
+    <w:bookmarkEnd w:id="68"/>
+    <w:bookmarkStart w:id="69" w:name="sol-holm-threshold"/>
     <w:p>
       <w:pPr>
         <w:pStyle w:val="FirstParagraph"/>
@@ -18666,7 +18733,7 @@
       <w:r>
         <w:t xml:space="preserve"> </w:t>
       </w:r>
-      <w:hyperlink w:anchor="def-holm">
+      <w:hyperlink w:anchor="def-holm-cutoff">
         <w:r>
           <w:rPr>
             <w:rStyle w:val="Hyperlink"/>
@@ -19637,8 +19704,8 @@
         <w:t xml:space="preserve">, the claim follows.</w:t>
       </w:r>
     </w:p>
-    <w:bookmarkEnd w:id="70"/>
-    <w:bookmarkStart w:id="71" w:name="lem-holm-threshold"/>
+    <w:bookmarkEnd w:id="69"/>
+    <w:bookmarkStart w:id="70" w:name="lem-holm-threshold"/>
     <w:p>
       <w:pPr>
         <w:pStyle w:val="BodyText"/>
@@ -19899,7 +19966,7 @@
         </m:oMath>
       </m:oMathPara>
     </w:p>
-    <w:bookmarkEnd w:id="71"/>
+    <w:bookmarkEnd w:id="70"/>
     <w:p>
       <w:pPr>
         <w:pStyle w:val="FirstParagraph"/>
@@ -19946,7 +20013,7 @@
         <w:t xml:space="preserve">.</w:t>
       </w:r>
     </w:p>
-    <w:bookmarkStart w:id="72" w:name="thm-holm-fwer"/>
+    <w:bookmarkStart w:id="71" w:name="thm-holm-fwer"/>
     <w:p>
       <w:pPr>
         <w:pStyle w:val="BodyText"/>
@@ -20049,7 +20116,7 @@
         <w:t xml:space="preserve">whatever the dependence between the p-values.</w:t>
       </w:r>
     </w:p>
-    <w:bookmarkEnd w:id="72"/>
+    <w:bookmarkEnd w:id="71"/>
     <w:p>
       <w:pPr>
         <w:pStyle w:val="BodyText"/>
@@ -21167,7 +21234,7 @@
         <w:t xml:space="preserve">As for the Bonferroni correction, no assumption about dependence is needed.</w:t>
       </w:r>
     </w:p>
-    <w:bookmarkStart w:id="73" w:name="exm-holm-fwer"/>
+    <w:bookmarkStart w:id="72" w:name="exm-holm-fwer"/>
     <w:p>
       <w:pPr>
         <w:pStyle w:val="BodyText"/>
@@ -21410,7 +21477,7 @@
         <w:t xml:space="preserve">Holm’s procedure can only reject more, but here the extra rejections are rare.</w:t>
       </w:r>
     </w:p>
-    <w:bookmarkEnd w:id="73"/>
+    <w:bookmarkEnd w:id="72"/>
     <w:p>
       <w:pPr>
         <w:pStyle w:val="Compact"/>
@@ -21447,9 +21514,9 @@
         <w:t xml:space="preserve">covers multiple comparisons.</w:t>
       </w:r>
     </w:p>
+    <w:bookmarkEnd w:id="73"/>
     <w:bookmarkEnd w:id="74"/>
-    <w:bookmarkEnd w:id="75"/>
-    <w:bookmarkStart w:id="85" w:name="sec-fdr-control"/>
+    <w:bookmarkStart w:id="84" w:name="sec-fdr-control"/>
     <w:p>
       <w:pPr>
         <w:pStyle w:val="Heading2"/>
@@ -21458,7 +21525,7 @@
         <w:t xml:space="preserve">5 Controlling the false discovery rate</w:t>
       </w:r>
     </w:p>
-    <w:bookmarkStart w:id="84" w:name="sec-bh"/>
+    <w:bookmarkStart w:id="83" w:name="sec-bh"/>
     <w:p>
       <w:pPr>
         <w:pStyle w:val="Heading3"/>
@@ -21467,7 +21534,7 @@
         <w:t xml:space="preserve">5.1 The Benjamini–Hochberg procedure</w:t>
       </w:r>
     </w:p>
-    <w:bookmarkStart w:id="76" w:name="def-bh"/>
+    <w:bookmarkStart w:id="75" w:name="def-bh-cutoff"/>
     <w:p>
       <w:pPr>
         <w:pStyle w:val="FirstParagraph"/>
@@ -21477,7 +21544,7 @@
           <w:b/>
           <w:bCs/>
         </w:rPr>
-        <w:t xml:space="preserve">Definition 10 (Benjamini–Hochberg procedure)</w:t>
+        <w:t xml:space="preserve">Definition 11 (Benjamini–Hochberg cutoff rank)</w:t>
       </w:r>
       <w:r>
         <w:t xml:space="preserve"> </w:t>
@@ -21579,7 +21646,7 @@
       <w:r>
         <w:t xml:space="preserve"> </w:t>
       </w:r>
-      <w:hyperlink w:anchor="def-holm">
+      <w:hyperlink w:anchor="def-holm-cutoff">
         <w:r>
           <w:rPr>
             <w:rStyle w:val="Hyperlink"/>
@@ -21605,7 +21672,17 @@
         <w:t xml:space="preserve"> </w:t>
       </w:r>
       <w:r>
-        <w:t xml:space="preserve">let</w:t>
+        <w:t xml:space="preserve">the</w:t>
+      </w:r>
+      <w:r>
+        <w:t xml:space="preserve"> </w:t>
+      </w:r>
+      <w:r>
+        <w:rPr>
+          <w:b/>
+          <w:bCs/>
+        </w:rPr>
+        <w:t xml:space="preserve">Benjamini–Hochberg cutoff rank</w:t>
       </w:r>
       <w:r>
         <w:t xml:space="preserve"> </w:t>
@@ -21626,7 +21703,7 @@
         <w:t xml:space="preserve"> </w:t>
       </w:r>
       <w:r>
-        <w:t xml:space="preserve">be the largest rank whose p-value is at most</w:t>
+        <w:t xml:space="preserve">is the largest rank whose p-value is at most</w:t>
       </w:r>
       <w:r>
         <w:t xml:space="preserve"> </w:t>
@@ -21832,7 +21909,77 @@
         <w:pStyle w:val="FirstParagraph"/>
       </w:pPr>
       <w:r>
-        <w:t xml:space="preserve">The</w:t>
+        <w:t xml:space="preserve">Source: Benjamini and Hochberg</w:t>
+      </w:r>
+      <w:r>
+        <w:t xml:space="preserve"> </w:t>
+      </w:r>
+      <w:r>
+        <w:t xml:space="preserve">(1995)</w:t>
+      </w:r>
+      <w:r>
+        <w:t xml:space="preserve">.</w:t>
+      </w:r>
+    </w:p>
+    <w:bookmarkEnd w:id="75"/>
+    <w:bookmarkStart w:id="76" w:name="def-bh"/>
+    <w:p>
+      <w:pPr>
+        <w:pStyle w:val="BodyText"/>
+      </w:pPr>
+      <w:r>
+        <w:rPr>
+          <w:b/>
+          <w:bCs/>
+        </w:rPr>
+        <w:t xml:space="preserve">Definition 12 (Benjamini–Hochberg procedure)</w:t>
+      </w:r>
+      <w:r>
+        <w:t xml:space="preserve"> </w:t>
+      </w:r>
+      <w:r>
+        <w:t xml:space="preserve">Given the cutoff rank</w:t>
+      </w:r>
+      <w:r>
+        <w:t xml:space="preserve"> </w:t>
+      </w:r>
+      <m:oMath>
+        <m:acc>
+          <m:accPr>
+            <m:chr m:val="̂"/>
+          </m:accPr>
+          <m:e>
+            <m:r>
+              <m:t>k</m:t>
+            </m:r>
+          </m:e>
+        </m:acc>
+      </m:oMath>
+      <w:r>
+        <w:t xml:space="preserve"> </w:t>
+      </w:r>
+      <w:r>
+        <w:t xml:space="preserve">of</w:t>
+      </w:r>
+      <w:r>
+        <w:t xml:space="preserve"> </w:t>
+      </w:r>
+      <w:hyperlink w:anchor="def-bh-cutoff">
+        <w:r>
+          <w:rPr>
+            <w:rStyle w:val="Hyperlink"/>
+          </w:rPr>
+          <w:t xml:space="preserve">Definition 11</w:t>
+        </w:r>
+      </w:hyperlink>
+      <w:r>
+        <w:t xml:space="preserve">,</w:t>
+      </w:r>
+      <w:r>
+        <w:t xml:space="preserve"> </w:t>
+      </w:r>
+      <w:r>
+        <w:t xml:space="preserve">the</w:t>
       </w:r>
       <w:r>
         <w:t xml:space="preserve"> </w:t>
@@ -21935,24 +22082,12 @@
         <w:t xml:space="preserve">and no others.</w:t>
       </w:r>
     </w:p>
-    <w:bookmarkEnd w:id="76"/>
-    <w:bookmarkStart w:id="77" w:name="rem-source-bh"/>
     <w:p>
       <w:pPr>
         <w:pStyle w:val="BodyText"/>
       </w:pPr>
       <w:r>
-        <w:rPr>
-          <w:i/>
-          <w:iCs/>
-        </w:rPr>
-        <w:t xml:space="preserve">Remark 8</w:t>
-      </w:r>
-      <w:r>
-        <w:t xml:space="preserve"> (Source: Benjamini–Hochberg procedure). </w:t>
-      </w:r>
-      <w:r>
-        <w:t xml:space="preserve">Benjamini and Hochberg</w:t>
+        <w:t xml:space="preserve">Source: Benjamini and Hochberg</w:t>
       </w:r>
       <w:r>
         <w:t xml:space="preserve"> </w:t>
@@ -21964,8 +22099,8 @@
         <w:t xml:space="preserve">.</w:t>
       </w:r>
     </w:p>
-    <w:bookmarkEnd w:id="77"/>
-    <w:bookmarkStart w:id="78" w:name="rem-bh-step-up"/>
+    <w:bookmarkEnd w:id="76"/>
+    <w:bookmarkStart w:id="77" w:name="rem-bh-step-up"/>
     <w:p>
       <w:pPr>
         <w:pStyle w:val="BodyText"/>
@@ -21975,7 +22110,7 @@
           <w:i/>
           <w:iCs/>
         </w:rPr>
-        <w:t xml:space="preserve">Remark 9</w:t>
+        <w:t xml:space="preserve">Remark 6</w:t>
       </w:r>
       <w:r>
         <w:t xml:space="preserve"> (BH is a step-up procedure). </w:t>
@@ -22141,8 +22276,8 @@
         <w:t xml:space="preserve">.</w:t>
       </w:r>
     </w:p>
-    <w:bookmarkEnd w:id="78"/>
-    <w:bookmarkStart w:id="79" w:name="exm-bh"/>
+    <w:bookmarkEnd w:id="77"/>
+    <w:bookmarkStart w:id="78" w:name="exm-bh"/>
     <w:p>
       <w:pPr>
         <w:pStyle w:val="BodyText"/>
@@ -24139,8 +24274,8 @@
         <w:t xml:space="preserve">not about this particular list of 250 genes.</w:t>
       </w:r>
     </w:p>
-    <w:bookmarkEnd w:id="79"/>
-    <w:bookmarkStart w:id="80" w:name="thm-bh-fdr"/>
+    <w:bookmarkEnd w:id="78"/>
+    <w:bookmarkStart w:id="79" w:name="thm-bh-fdr"/>
     <w:p>
       <w:pPr>
         <w:pStyle w:val="BodyText"/>
@@ -24309,8 +24444,8 @@
         </m:oMath>
       </m:oMathPara>
     </w:p>
-    <w:bookmarkEnd w:id="80"/>
-    <w:bookmarkStart w:id="81" w:name="rem-source-bh-fdr"/>
+    <w:bookmarkEnd w:id="79"/>
+    <w:bookmarkStart w:id="80" w:name="rem-source-bh-fdr"/>
     <w:p>
       <w:pPr>
         <w:pStyle w:val="FirstParagraph"/>
@@ -24320,7 +24455,7 @@
           <w:i/>
           <w:iCs/>
         </w:rPr>
-        <w:t xml:space="preserve">Remark 10</w:t>
+        <w:t xml:space="preserve">Remark 7</w:t>
       </w:r>
       <w:r>
         <w:t xml:space="preserve"> (Source: The BH procedure controls the FDR under independence). </w:t>
@@ -24350,8 +24485,8 @@
         <w:t xml:space="preserve">The proof is omitted here.</w:t>
       </w:r>
     </w:p>
-    <w:bookmarkEnd w:id="81"/>
-    <w:bookmarkStart w:id="82" w:name="exm-bh-fdr"/>
+    <w:bookmarkEnd w:id="80"/>
+    <w:bookmarkStart w:id="81" w:name="exm-bh-fdr"/>
     <w:p>
       <w:pPr>
         <w:pStyle w:val="BodyText"/>
@@ -24709,8 +24844,8 @@
         <w:t xml:space="preserve">88% of the repetitions.</w:t>
       </w:r>
     </w:p>
-    <w:bookmarkEnd w:id="82"/>
-    <w:bookmarkStart w:id="83" w:name="rem-bh-dependence"/>
+    <w:bookmarkEnd w:id="81"/>
+    <w:bookmarkStart w:id="82" w:name="rem-bh-dependence"/>
     <w:p>
       <w:pPr>
         <w:pStyle w:val="BodyText"/>
@@ -24720,7 +24855,7 @@
           <w:i/>
           <w:iCs/>
         </w:rPr>
-        <w:t xml:space="preserve">Remark 11</w:t>
+        <w:t xml:space="preserve">Remark 8</w:t>
       </w:r>
       <w:r>
         <w:t xml:space="preserve"> (BH under dependence). </w:t>
@@ -24881,10 +25016,10 @@
         <w:t xml:space="preserve">discuss the procedure in practice.</w:t>
       </w:r>
     </w:p>
+    <w:bookmarkEnd w:id="82"/>
     <w:bookmarkEnd w:id="83"/>
     <w:bookmarkEnd w:id="84"/>
-    <w:bookmarkEnd w:id="85"/>
-    <w:bookmarkStart w:id="90" w:name="sec-adjusted-p-values"/>
+    <w:bookmarkStart w:id="89" w:name="sec-adjusted-p-values"/>
     <w:p>
       <w:pPr>
         <w:pStyle w:val="Heading2"/>
@@ -24893,7 +25028,7 @@
         <w:t xml:space="preserve">6 Adjusted p-values and q-values</w:t>
       </w:r>
     </w:p>
-    <w:bookmarkStart w:id="86" w:name="def-adjusted-p-value"/>
+    <w:bookmarkStart w:id="85" w:name="def-adjusted-p-value"/>
     <w:p>
       <w:pPr>
         <w:pStyle w:val="FirstParagraph"/>
@@ -24903,7 +25038,7 @@
           <w:b/>
           <w:bCs/>
         </w:rPr>
-        <w:t xml:space="preserve">Definition 11 (Adjusted p-value)</w:t>
+        <w:t xml:space="preserve">Definition 13 (Adjusted p-value)</w:t>
       </w:r>
       <w:r>
         <w:t xml:space="preserve"> </w:t>
@@ -25206,8 +25341,8 @@
         </m:oMath>
       </m:oMathPara>
     </w:p>
-    <w:bookmarkEnd w:id="86"/>
-    <w:bookmarkStart w:id="87" w:name="rem-adjusted-p-value-levels"/>
+    <w:bookmarkEnd w:id="85"/>
+    <w:bookmarkStart w:id="86" w:name="rem-adjusted-p-value-levels"/>
     <w:p>
       <w:pPr>
         <w:pStyle w:val="FirstParagraph"/>
@@ -25217,7 +25352,7 @@
           <w:i/>
           <w:iCs/>
         </w:rPr>
-        <w:t xml:space="preserve">Remark 12</w:t>
+        <w:t xml:space="preserve">Remark 9</w:t>
       </w:r>
       <w:r>
         <w:t xml:space="preserve"> (Applying any level to adjusted p-values). </w:t>
@@ -25288,8 +25423,8 @@
         <w:t xml:space="preserve">so a reader can apply any level to a list of adjusted p-values without redoing the procedure.</w:t>
       </w:r>
     </w:p>
-    <w:bookmarkEnd w:id="87"/>
-    <w:bookmarkStart w:id="88" w:name="exm-adjusted-p-value"/>
+    <w:bookmarkEnd w:id="86"/>
+    <w:bookmarkStart w:id="87" w:name="exm-adjusted-p-value"/>
     <w:p>
       <w:pPr>
         <w:pStyle w:val="BodyText"/>
@@ -27468,8 +27603,8 @@
         <w:t xml:space="preserve">it is not a proof that they agree for every data set.</w:t>
       </w:r>
     </w:p>
-    <w:bookmarkEnd w:id="88"/>
-    <w:bookmarkStart w:id="89" w:name="rem-q-value"/>
+    <w:bookmarkEnd w:id="87"/>
+    <w:bookmarkStart w:id="88" w:name="rem-q-value"/>
     <w:p>
       <w:pPr>
         <w:pStyle w:val="BodyText"/>
@@ -27479,7 +27614,7 @@
           <w:i/>
           <w:iCs/>
         </w:rPr>
-        <w:t xml:space="preserve">Remark 13</w:t>
+        <w:t xml:space="preserve">Remark 10</w:t>
       </w:r>
       <w:r>
         <w:t xml:space="preserve"> (q-values). </w:t>
@@ -27646,9 +27781,9 @@
         <w:t xml:space="preserve">, so Storey’s q-values are smaller, and reject more, when many null hypotheses are false.</w:t>
       </w:r>
     </w:p>
+    <w:bookmarkEnd w:id="88"/>
     <w:bookmarkEnd w:id="89"/>
-    <w:bookmarkEnd w:id="90"/>
-    <w:bookmarkStart w:id="93" w:name="sec-procedure-comparison"/>
+    <w:bookmarkStart w:id="92" w:name="sec-procedure-comparison"/>
     <w:p>
       <w:pPr>
         <w:pStyle w:val="Heading2"/>
@@ -27657,7 +27792,7 @@
         <w:t xml:space="preserve">7 Comparing the procedures</w:t>
       </w:r>
     </w:p>
-    <w:bookmarkStart w:id="91" w:name="exm-procedure-comparison"/>
+    <w:bookmarkStart w:id="90" w:name="exm-procedure-comparison"/>
     <w:p>
       <w:pPr>
         <w:pStyle w:val="FirstParagraph"/>
@@ -28196,8 +28331,8 @@
         <w:t xml:space="preserve">Its FWER is far above 0.05, which BH does not promise to control.</w:t>
       </w:r>
     </w:p>
-    <w:bookmarkEnd w:id="91"/>
-    <w:bookmarkStart w:id="92" w:name="rem-choosing-error-rate"/>
+    <w:bookmarkEnd w:id="90"/>
+    <w:bookmarkStart w:id="91" w:name="rem-choosing-error-rate"/>
     <w:p>
       <w:pPr>
         <w:pStyle w:val="BodyText"/>
@@ -28207,7 +28342,7 @@
           <w:i/>
           <w:iCs/>
         </w:rPr>
-        <w:t xml:space="preserve">Remark 14</w:t>
+        <w:t xml:space="preserve">Remark 11</w:t>
       </w:r>
       <w:r>
         <w:t xml:space="preserve"> (Choosing an error rate). </w:t>
@@ -28246,9 +28381,9 @@
         <w:t xml:space="preserve">The choice should be made before looking at the data.</w:t>
       </w:r>
     </w:p>
+    <w:bookmarkEnd w:id="91"/>
     <w:bookmarkEnd w:id="92"/>
-    <w:bookmarkEnd w:id="93"/>
-    <w:bookmarkStart w:id="96" w:name="sec-multiple-testing-reading"/>
+    <w:bookmarkStart w:id="95" w:name="sec-multiple-testing-reading"/>
     <w:p>
       <w:pPr>
         <w:pStyle w:val="Heading2"/>
@@ -28319,7 +28454,7 @@
       <w:r>
         <w:t xml:space="preserve"> </w:t>
       </w:r>
-      <w:hyperlink r:id="rId94">
+      <w:hyperlink r:id="rId93">
         <w:r>
           <w:rPr>
             <w:rStyle w:val="Hyperlink"/>
@@ -28348,7 +28483,7 @@
       <w:r>
         <w:t xml:space="preserve"> </w:t>
       </w:r>
-      <w:hyperlink r:id="rId95">
+      <w:hyperlink r:id="rId94">
         <w:r>
           <w:rPr>
             <w:rStyle w:val="Hyperlink"/>
@@ -28412,8 +28547,8 @@
         <w:t xml:space="preserve">without a distributional model for the test statistic.</w:t>
       </w:r>
     </w:p>
-    <w:bookmarkEnd w:id="96"/>
-    <w:bookmarkStart w:id="114" w:name="references"/>
+    <w:bookmarkEnd w:id="95"/>
+    <w:bookmarkStart w:id="113" w:name="references"/>
     <w:p>
       <w:pPr>
         <w:pStyle w:val="Heading2"/>
@@ -28422,8 +28557,8 @@
         <w:t xml:space="preserve">References</w:t>
       </w:r>
     </w:p>
-    <w:bookmarkStart w:id="113" w:name="refs"/>
-    <w:bookmarkStart w:id="98" w:name="ref-benjamini1995controlling"/>
+    <w:bookmarkStart w:id="112" w:name="refs"/>
+    <w:bookmarkStart w:id="97" w:name="ref-benjamini1995controlling"/>
     <w:p>
       <w:pPr>
         <w:pStyle w:val="Bibliography"/>
@@ -28456,7 +28591,7 @@
       <w:r>
         <w:t xml:space="preserve"> </w:t>
       </w:r>
-      <w:hyperlink r:id="rId97">
+      <w:hyperlink r:id="rId96">
         <w:r>
           <w:rPr>
             <w:rStyle w:val="Hyperlink"/>
@@ -28468,8 +28603,8 @@
         <w:t xml:space="preserve">.</w:t>
       </w:r>
     </w:p>
-    <w:bookmarkEnd w:id="98"/>
-    <w:bookmarkStart w:id="100" w:name="ref-benjamini2001control"/>
+    <w:bookmarkEnd w:id="97"/>
+    <w:bookmarkStart w:id="99" w:name="ref-benjamini2001control"/>
     <w:p>
       <w:pPr>
         <w:pStyle w:val="Bibliography"/>
@@ -28502,7 +28637,7 @@
       <w:r>
         <w:t xml:space="preserve"> </w:t>
       </w:r>
-      <w:hyperlink r:id="rId99">
+      <w:hyperlink r:id="rId98">
         <w:r>
           <w:rPr>
             <w:rStyle w:val="Hyperlink"/>
@@ -28514,8 +28649,8 @@
         <w:t xml:space="preserve">.</w:t>
       </w:r>
     </w:p>
-    <w:bookmarkEnd w:id="100"/>
-    <w:bookmarkStart w:id="102" w:name="ref-CaseBerg01"/>
+    <w:bookmarkEnd w:id="99"/>
+    <w:bookmarkStart w:id="101" w:name="ref-CaseBerg01"/>
     <w:p>
       <w:pPr>
         <w:pStyle w:val="Bibliography"/>
@@ -28539,7 +28674,7 @@
       <w:r>
         <w:t xml:space="preserve"> </w:t>
       </w:r>
-      <w:hyperlink r:id="rId101">
+      <w:hyperlink r:id="rId100">
         <w:r>
           <w:rPr>
             <w:rStyle w:val="Hyperlink"/>
@@ -28551,8 +28686,8 @@
         <w:t xml:space="preserve">.</w:t>
       </w:r>
     </w:p>
-    <w:bookmarkEnd w:id="102"/>
-    <w:bookmarkStart w:id="104" w:name="ref-efron2016computer"/>
+    <w:bookmarkEnd w:id="101"/>
+    <w:bookmarkStart w:id="103" w:name="ref-efron2016computer"/>
     <w:p>
       <w:pPr>
         <w:pStyle w:val="Bibliography"/>
@@ -28576,7 +28711,7 @@
       <w:r>
         <w:t xml:space="preserve"> </w:t>
       </w:r>
-      <w:hyperlink r:id="rId103">
+      <w:hyperlink r:id="rId102">
         <w:r>
           <w:rPr>
             <w:rStyle w:val="Hyperlink"/>
@@ -28588,8 +28723,8 @@
         <w:t xml:space="preserve">.</w:t>
       </w:r>
     </w:p>
-    <w:bookmarkEnd w:id="104"/>
-    <w:bookmarkStart w:id="105" w:name="ref-holm1979simple"/>
+    <w:bookmarkEnd w:id="103"/>
+    <w:bookmarkStart w:id="104" w:name="ref-holm1979simple"/>
     <w:p>
       <w:pPr>
         <w:pStyle w:val="Bibliography"/>
@@ -28620,8 +28755,8 @@
         <w:t xml:space="preserve">6 (2): 65–70.</w:t>
       </w:r>
     </w:p>
-    <w:bookmarkEnd w:id="105"/>
-    <w:bookmarkStart w:id="107" w:name="ref-james2021islr2e"/>
+    <w:bookmarkEnd w:id="104"/>
+    <w:bookmarkStart w:id="106" w:name="ref-james2021islr2e"/>
     <w:p>
       <w:pPr>
         <w:pStyle w:val="Bibliography"/>
@@ -28659,7 +28794,7 @@
       <w:r>
         <w:t xml:space="preserve"> </w:t>
       </w:r>
-      <w:hyperlink r:id="rId106">
+      <w:hyperlink r:id="rId105">
         <w:r>
           <w:rPr>
             <w:rStyle w:val="Hyperlink"/>
@@ -28671,8 +28806,8 @@
         <w:t xml:space="preserve">.</w:t>
       </w:r>
     </w:p>
-    <w:bookmarkEnd w:id="107"/>
-    <w:bookmarkStart w:id="109" w:name="ref-khan2001classification"/>
+    <w:bookmarkEnd w:id="106"/>
+    <w:bookmarkStart w:id="108" w:name="ref-khan2001classification"/>
     <w:p>
       <w:pPr>
         <w:pStyle w:val="Bibliography"/>
@@ -28705,7 +28840,7 @@
       <w:r>
         <w:t xml:space="preserve"> </w:t>
       </w:r>
-      <w:hyperlink r:id="rId108">
+      <w:hyperlink r:id="rId107">
         <w:r>
           <w:rPr>
             <w:rStyle w:val="Hyperlink"/>
@@ -28717,8 +28852,8 @@
         <w:t xml:space="preserve">.</w:t>
       </w:r>
     </w:p>
-    <w:bookmarkEnd w:id="109"/>
-    <w:bookmarkStart w:id="110" w:name="ref-rice2007mathematical"/>
+    <w:bookmarkEnd w:id="108"/>
+    <w:bookmarkStart w:id="109" w:name="ref-rice2007mathematical"/>
     <w:p>
       <w:pPr>
         <w:pStyle w:val="Bibliography"/>
@@ -28740,8 +28875,8 @@
         <w:t xml:space="preserve">. 3rd ed. Cengage Learning.</w:t>
       </w:r>
     </w:p>
-    <w:bookmarkEnd w:id="110"/>
-    <w:bookmarkStart w:id="112" w:name="ref-storey2002direct"/>
+    <w:bookmarkEnd w:id="109"/>
+    <w:bookmarkStart w:id="111" w:name="ref-storey2002direct"/>
     <w:p>
       <w:pPr>
         <w:pStyle w:val="Bibliography"/>
@@ -28774,7 +28909,7 @@
       <w:r>
         <w:t xml:space="preserve"> </w:t>
       </w:r>
-      <w:hyperlink r:id="rId111">
+      <w:hyperlink r:id="rId110">
         <w:r>
           <w:rPr>
             <w:rStyle w:val="Hyperlink"/>
@@ -28786,9 +28921,9 @@
         <w:t xml:space="preserve">.</w:t>
       </w:r>
     </w:p>
+    <w:bookmarkEnd w:id="111"/>
     <w:bookmarkEnd w:id="112"/>
     <w:bookmarkEnd w:id="113"/>
-    <w:bookmarkEnd w:id="114"/>
     <w:sectPr>
       <w:footnotePr>
         <w:numRestart w:val="eachSect"/>
